--- a/documents/45-clearhaven-matchkey-redis-design.docx
+++ b/documents/45-clearhaven-matchkey-redis-design.docx
@@ -6888,7 +6888,7 @@
         <w:pStyle w:val="Heading1"/>
       </w:pPr>
       <w:r>
-        <w:t>Working remainder for CLH-TDD-2024-012</w:t>
+        <w:t>Open work after May 2, 2024</w:t>
       </w:r>
     </w:p>
     <w:p>
@@ -6902,7 +6902,7 @@
           <w:color w:val="222222"/>
           <w:sz w:val="24"/>
         </w:rPr>
-        <w:t>The front of Redis Hot Cache for Reconciliation Match Keys is the document. This remainder is the leftover a colleague still trips on: named people, named boxes, named tickets, and the work I still owe after May 2, 2024. It is not a second log and it is not a stack of exhibits with the same stub. If a paragraph fights the decision in the front, strike the paragraph.</w:t>
+        <w:t>What follows is leftover work from Redis Hot Cache for Reconciliation Match Keys: named people, named boxes, named tickets, and the items I still owe. If a paragraph fights the decision in the front of CLH-TDD-2024-012, strike the paragraph.</w:t>
       </w:r>
     </w:p>
     <w:p>
@@ -7056,7 +7056,7 @@
           <w:color w:val="222222"/>
           <w:sz w:val="24"/>
         </w:rPr>
-        <w:t>I will not put a vendor overlay we already rejected on a wiki that drifts. CLH-TDD-2023-011 and this file are the record. If Diego Alvarez needs a diagram, they get a permalink, not a photo of a whiteboard. ops-bastion-01.internal stays out of the diagram title. If a new engineer asks where the leftover lives, I point here. I do not point at a Slack pin from May 2, 2024. Client Clearhaven.</w:t>
+        <w:t>I will not put a vendor overlay we already rejected on a wiki that drifts. CLH-TDD-2023-011 and this file are the record. If Diego Alvarez needs a diagram, they get a permalink, not a photo of a whiteboard. ops-bastion-01.internal stays out of the diagram title. If a new engineer asks where the leftover lives, I point here. I do not point at a Slack pin from May 2, 2024.</w:t>
       </w:r>
     </w:p>
     <w:p>
@@ -9400,7 +9400,7 @@
           <w:color w:val="222222"/>
           <w:sz w:val="24"/>
         </w:rPr>
-        <w:t>People who were absent still get a usable remainder, not a transcript. Priya Nair gets the decision, the refuse, and the date. They do not get a reconstruction of who raised their voice. If they object, they object on CLH-TDD-2024-009. Client Clearhaven. Author Aman Kumar.</w:t>
+        <w:t>People who were absent still get a usable remainder, not a transcript. Priya Nair gets the decision, the refuse, and the date. They do not get a reconstruction of who raised their voice. If they object, they object on CLH-TDD-2024-009.</w:t>
       </w:r>
     </w:p>
     <w:p>
@@ -10445,7 +10445,7 @@
           <w:color w:val="222222"/>
           <w:sz w:val="24"/>
         </w:rPr>
-        <w:t>If you are implementing, keep the rejected alternative dead. If you are on-call, start read-only. If you are Diego Alvarez, the ask is unchanged: pick the path in the main body or send it back with a named objection. Sample I would still defend: 2079 rows, 28 minutes, freeze respected. Strike this remainder if it ever fights the decision callout. Author Aman Kumar. Client Clearhaven.</w:t>
+        <w:t>If you are implementing, keep the rejected alternative dead. If you are on-call, start read-only. If you are Diego Alvarez, the ask is unchanged: pick the path in the main body or send it back with a named objection. Sample I would still defend: 2079 rows, 28 minutes, freeze respected. Strike this section if it ever fights the decision callout.</w:t>
       </w:r>
     </w:p>
     <w:p>
@@ -10459,7 +10459,7 @@
           <w:color w:val="222222"/>
           <w:sz w:val="24"/>
         </w:rPr>
-        <w:t>This heading is the reopen rule, not a promise that nothing follows. If we still need words after the bank, they are named leftovers, not another copy of the same stub. lock budget on the primary is done as a heading when Aman Kumar closes CLH-PRD-2024-021 or writes a new date.</w:t>
+        <w:t>This heading is the reopen rule. lock budget on the primary is done when Aman Kumar closes CLH-PRD-2024-021 or writes a new date.</w:t>
       </w:r>
     </w:p>
     <w:p>
@@ -11611,7 +11611,7 @@
           <w:color w:val="222222"/>
           <w:sz w:val="24"/>
         </w:rPr>
-        <w:t>I am out of new section shapes. What follows is leftover owners and tickets already in this file, written so a colleague can act. I will not invent another exhibit format to fill a page budget.</w:t>
+        <w:t>Owners and tickets still attached to CLH-TDD-2024-012, written so a colleague can act without hunting Slack. Close is a decision, a refuse, or a new date.</w:t>
       </w:r>
     </w:p>
     <w:p>
@@ -11625,7 +11625,7 @@
           <w:color w:val="222222"/>
           <w:sz w:val="24"/>
         </w:rPr>
-        <w:t>CLH-TDD-2023-011 still sits with Diego Alvarez. Host ops-bastion-01.internal. Due May 13, 2024 unless they write a new date. Close is a decision, a refuse, or that date. I will not accept a status dump. Front-matter number I am not re-arguing: 61.8%. If this leftover is done, Diego Alvarez marks CLH-TDD-2023-011 done. Aman Kumar will not keep a shadow list. Client Clearhaven.</w:t>
+        <w:t>CLH-TDD-2023-011 still sits with Diego Alvarez. Host ops-bastion-01.internal. Due May 13, 2024 unless they write a new date. Close is a decision, a refuse, or that date. I will not accept a status dump. Front-matter number I am not re-arguing: 61.8%. If this leftover is done, Diego Alvarez marks CLH-TDD-2023-011 done. Aman Kumar will not keep a shadow list.</w:t>
       </w:r>
     </w:p>
     <w:p>
@@ -11723,7 +11723,7 @@
           <w:color w:val="222222"/>
           <w:sz w:val="24"/>
         </w:rPr>
-        <w:t>Stop leftover: CLH-PRD-2024-021 is not a twin of CLH-TDD-2024-009. Keep one thread. On Redis on ops-bastion-01.internal. If this paragraph fights the front of CLH-TDD-2024-012, strike it. Due May 27, 2024. Client Clearhaven.</w:t>
+        <w:t>Stop leftover: CLH-PRD-2024-021 is not a twin of CLH-TDD-2024-009. Keep one thread. On Redis on ops-bastion-01.internal. If this paragraph fights the front of CLH-TDD-2024-012, strike it. Due May 27, 2024.</w:t>
       </w:r>
     </w:p>
     <w:p>
@@ -11737,7 +11737,7 @@
           <w:color w:val="222222"/>
           <w:sz w:val="24"/>
         </w:rPr>
-        <w:t>CLH-TDD-2024-009 still sits with No Memcached. Host ops-bastion-01.internal. Due May 29, 2024 unless they write a new date. Close is a decision, a refuse, or that date. I will not accept a status dump. Front-matter number I am not re-arguing: 1.28. If this leftover is done, No Memcached marks CLH-TDD-2024-009 done. Aman Kumar will not keep a shadow list. Client Clearhaven.</w:t>
+        <w:t>CLH-TDD-2024-009 still sits with No Memcached. Host ops-bastion-01.internal. Due May 29, 2024 unless they write a new date. Close is a decision, a refuse, or that date. I will not accept a status dump. Front-matter number I am not re-arguing: 1.28. If this leftover is done, No Memcached marks CLH-TDD-2024-009 done. Aman Kumar will not keep a shadow list.</w:t>
       </w:r>
     </w:p>
     <w:p>
